--- a/THESIS_REPORT.docx
+++ b/THESIS_REPORT.docx
@@ -1646,6 +1646,14 @@
       </w:r>
     </w:p>
     <w:p>
+      <w:pPr>
+        <w:pStyle w:val="ListBullet"/>
+      </w:pPr>
+      <w:r>
+        <w:t>Figure 13: Applicability-domain analysis and the refutation of structural leakage</w:t>
+      </w:r>
+    </w:p>
+    <w:p>
       <w:r>
         <w:br w:type="page"/>
       </w:r>
@@ -1735,6 +1743,22 @@
       </w:pPr>
       <w:r>
         <w:t>Table 9: External AUROC stratified by Tanimoto similarity to training</w:t>
+      </w:r>
+    </w:p>
+    <w:p>
+      <w:pPr>
+        <w:pStyle w:val="ListBullet"/>
+      </w:pPr>
+      <w:r>
+        <w:t>Table 10: Chemical distance of each evaluation set from the training set</w:t>
+      </w:r>
+    </w:p>
+    <w:p>
+      <w:pPr>
+        <w:pStyle w:val="ListBullet"/>
+      </w:pPr>
+      <w:r>
+        <w:t>Table 11: AUROC at matched chemical similarity (refuting structural leakage)</w:t>
       </w:r>
     </w:p>
     <w:p>
@@ -2524,7 +2548,7 @@
         <w:t>honestly evaluates</w:t>
       </w:r>
       <w:r>
-        <w:t xml:space="preserve"> a suite of structure-based DILI classifiers, and uses that evaluation to question how much the field's headline benchmark numbers actually reflect real-world capability. Using the official Therapeutics Data Commons (TDC) DILI benchmark (475 molecules, a fixed 96-molecule scaffold-split test set, five seeds), we benchmark five graph neural networks (GCN, GAT, GraphSAGE, GIN, MPNN) plus AttentiveFP, and a molecular-descriptor-and-fingerprint gradient-boosting model, under a strict leakage-clean protocol in which every model, feature, and threshold decision is made on validation data and the test set is touched only once. The descriptor-plus-Morgan gradient-boosting ensemble attains an AUROC of 0.920 ± 0.014 on the official benchmark and, under matched 5-fold cross-validation, an accuracy of 0.825, an F1 of 0.831 and an MCC of 0.653, statistically on par with the strongest reproducible published methods, while the graph networks reach AUROC 0.84-0.87. A central, controlled ablation shows that added complexity, richer fingerprints, frozen chemical-language-model embeddings, and hyperparameter tuning, improves validation but not test performance on this small dataset, so the simplest model is preferred. We then confront the benchmark itself. Retraining the frozen model and testing it on 707 DILIrank molecules absent from TDC, the AUROC collapses from 0.933 (a control on the TDC test set that reproduces the benchmark) to 0.65-0.69. Through a three-way decomposition we show this gap is dominated not by a failure of the model to transfer, but by benchmark curation: a model trained in-domain on the broader chemistry reaches only 0.708, so TDC's 475 curated compounds are an unusually separable slice. Scaling to the full official FDA DILIst set (1,165 drugs), a properly trained ensemble reaches AUROC 0.72 (accuracy 0.68, F1 0.75, MCC 0.29), and its learning curve plateaus, indicating that the bottleneck is the molecular representation, not the quantity of data. A cross-dataset study and a merged-training ablation confirm that additional DILI-specific data does not raise the benchmark score, and GNNExplainer attributions show the model attends to chemically plausible substructures. Under a fully leakage-free protocol, with the decision threshold frozen by Youden's J on training out-of-fold data and all molecule- and scaffold-level overlap removed, the final model reports AUROC 0.919, PR-AUC 0.898, accuracy 0.865, F1 0.866, MCC 0.731, sensitivity 0.840 and specificity 0.891 on the official test set. A chemical-space analysis then explains the external loss mechanistically: external AUROC rises monotonically with a molecule's maximum Tanimoto similarity to the training set (0.600 below 0.3, rising to 0.738 above 0.7), so the model retains benchmark-level skill only where the chemistry resembles what it was trained on. The work contributes a rigorous, reproducible evaluation pipeline and, as its principal scientific finding, evidence that realistic structure-only DILI prediction is capped near AUROC 0.72 while the popular benchmark overstates this by roughly 0.20, a benchmark-validity result with direct implications for how molecular-property models should be reported.</w:t>
+        <w:t xml:space="preserve"> a suite of structure-based DILI classifiers, and uses that evaluation to question how much the field's headline benchmark numbers actually reflect real-world capability. Using the official Therapeutics Data Commons (TDC) DILI benchmark (475 molecules, a fixed 96-molecule scaffold-split test set, five seeds), we benchmark five graph neural networks (GCN, GAT, GraphSAGE, GIN, MPNN) plus AttentiveFP, and a molecular-descriptor-and-fingerprint gradient-boosting model, under a strict leakage-clean protocol in which every model, feature, and threshold decision is made on validation data and the test set is touched only once. The descriptor-plus-Morgan gradient-boosting ensemble attains an AUROC of 0.920 ± 0.014 on the official benchmark and, under matched 5-fold cross-validation, an accuracy of 0.825, an F1 of 0.831 and an MCC of 0.653, statistically on par with the strongest reproducible published methods, while the graph networks reach AUROC 0.84-0.87. A central, controlled ablation shows that added complexity, richer fingerprints, frozen chemical-language-model embeddings, and hyperparameter tuning, improves validation but not test performance on this small dataset, so the simplest model is preferred. We then confront the benchmark itself. Retraining the frozen model and testing it on 707 DILIrank molecules absent from TDC, the AUROC collapses from 0.933 (a control on the TDC test set that reproduces the benchmark) to 0.65-0.69. Through a three-way decomposition we show this gap is dominated not by a failure of the model to transfer, but by benchmark curation: a model trained in-domain on the broader chemistry reaches only 0.708, so TDC's 475 curated compounds are an unusually separable slice. Scaling to the full official FDA DILIst set (1,165 drugs), a properly trained ensemble reaches AUROC 0.72 (accuracy 0.68, F1 0.75, MCC 0.29), and its learning curve plateaus, indicating that the bottleneck is the molecular representation, not the quantity of data. A cross-dataset study and a merged-training ablation confirm that additional DILI-specific data does not raise the benchmark score, and GNNExplainer attributions show the model attends to chemically plausible substructures. Under a fully leakage-free protocol, with the decision threshold frozen by Youden's J on training out-of-fold data and all molecule- and scaffold-level overlap removed, the final model reports AUROC 0.919, PR-AUC 0.898, accuracy 0.865, F1 0.866, MCC 0.731, sensitivity 0.840 and specificity 0.891 on the official test set. A chemical-space analysis then tests, and refutes, the obvious explanation for the gap. The benchmark test set is no closer to the training chemistry than the external sets are (median maximum Tanimoto 0.286, against 0.289 and 0.304), and at matched similarity the benchmark still scores 0.991 where the external sets reach only 0.682 and 0.573. Structural or near-duplicate leakage is therefore ruled out, which isolates label curation as the cause: the benchmark is optimistic not because it leaks structures but because it asks an easier question. The same analysis yields a deployable applicability domain (maximum Tanimoto ≥ 0.35 to training), inside which external AUROC recovers to 0.721. The work contributes a rigorous, reproducible evaluation pipeline and, as its principal scientific finding, evidence that realistic structure-only DILI prediction is capped near AUROC 0.72 while the popular benchmark overstates this by roughly 0.20, a benchmark-validity result with direct implications for how molecular-property models should be reported.</w:t>
       </w:r>
     </w:p>
     <w:p>
@@ -9413,7 +9437,16 @@
         <w:t>where</w:t>
       </w:r>
       <w:r>
-        <w:t xml:space="preserve"> in chemical space the model still works. For each external molecule we computed the maximum Tanimoto similarity of its Morgan fingerprint to any training molecule and stratified performance by that similarity (Table 9, Figure 11). On DILIrank the relationship is monotonic and strong: AUROC rises from 0.600 for molecules that are structurally remote from the training set (similarity below 0.3, n = 325) to 0.645, then 0.725, and finally 0.738 for near neighbours (similarity above 0.7, n = 23). In other words, the model retains most of its benchmark-level skill exactly where the test chemistry resembles what it was trained on, and degrades toward chance as the chemistry becomes novel. This supplies the mechanism behind the curation effect identified in Section 4.5.3: a benchmark whose test molecules sit close to its training molecules will report a high score that does not survive a move into genuinely new chemical space. On DILIst the curve is much flatter (0.565 to 0.579), consistent with that set being intrinsically noisier at every similarity level.</w:t>
+        <w:t xml:space="preserve"> in chemical space the model still works. For each external molecule we computed the maximum Tanimoto similarity of its Morgan fingerprint to any training molecule and stratified performance by that similarity (Table 9, Figure 11). On DILIrank the relationship is monotonic and strong: AUROC rises from 0.600 for molecules that are structurally remote from the training set (similarity below 0.3, n = 325) to 0.645, then 0.725, and finally 0.738 for near neighbours (similarity above 0.7, n = 23). Within a dataset, therefore, the model retains more of its skill where the chemistry resembles what it was trained on and degrades toward chance as the chemistry becomes novel. On DILIst the curve is much flatter (0.565 to 0.579), consistent with that set being intrinsically noisier at every similarity level. It is tempting to conclude that this chemical-distance effect </w:t>
+      </w:r>
+      <w:r>
+        <w:rPr>
+          <w:i/>
+        </w:rPr>
+        <w:t>is</w:t>
+      </w:r>
+      <w:r>
+        <w:t xml:space="preserve"> the mechanism behind the benchmark-external gap. Section 4.5.7 tests that hypothesis directly, and refutes it.</w:t>
       </w:r>
     </w:p>
     <w:p>
@@ -10101,6 +10134,1018 @@
     </w:p>
     <w:p>
       <w:pPr>
+        <w:pStyle w:val="Heading3"/>
+        <w:spacing w:before="120" w:after="80"/>
+      </w:pPr>
+      <w:r>
+        <w:rPr>
+          <w:rFonts w:ascii="Times New Roman" w:hAnsi="Times New Roman"/>
+          <w:b/>
+          <w:color w:val="000000"/>
+          <w:sz w:val="24"/>
+        </w:rPr>
+        <w:t>4.5.7 Ruling out structural leakage, and an applicability domain (RQ3, refined)</w:t>
+      </w:r>
+    </w:p>
+    <w:p>
+      <w:pPr>
+        <w:jc w:val="both"/>
+      </w:pPr>
+      <w:r>
+        <w:t xml:space="preserve">The chemical-distance effect in Section 4.5.6 suggests an obvious explanation for the benchmark-external gap, and one that the recent leakage literature [32], [36] would predict: perhaps the benchmark scores highly simply because its test molecules sit closer to its training molecules than the external molecules do. This is a falsifiable hypothesis, and it is important to test it rather than assume it. We tested it, and </w:t>
+      </w:r>
+      <w:r>
+        <w:rPr>
+          <w:b/>
+        </w:rPr>
+        <w:t>the data refute it.</w:t>
+      </w:r>
+    </w:p>
+    <w:p>
+      <w:pPr>
+        <w:jc w:val="both"/>
+      </w:pPr>
+      <w:r>
+        <w:t xml:space="preserve">First, we measured how close each evaluation set actually is to the training chemistry, using each molecule's maximum Tanimoto similarity to any training molecule (Table 10). The three distributions are almost indistinguishable: the median maximum similarity is 0.286 for the official TDC test set, 0.289 for the DILIrank external set and 0.304 for DILIst, and the benchmark test set does </w:t>
+      </w:r>
+      <w:r>
+        <w:rPr>
+          <w:i/>
+        </w:rPr>
+        <w:t>not</w:t>
+      </w:r>
+      <w:r>
+        <w:t xml:space="preserve"> contain a larger share of near-neighbours (10.4% of test molecules exceed a similarity of 0.5, versus 17.4% and 20.2% for the two external sets). If anything the external molecules are marginally </w:t>
+      </w:r>
+      <w:r>
+        <w:rPr>
+          <w:i/>
+        </w:rPr>
+        <w:t>closer</w:t>
+      </w:r>
+      <w:r>
+        <w:t xml:space="preserve"> to the training set. The benchmark is therefore </w:t>
+      </w:r>
+      <w:r>
+        <w:rPr>
+          <w:b/>
+        </w:rPr>
+        <w:t>not</w:t>
+      </w:r>
+      <w:r>
+        <w:t xml:space="preserve"> structurally closer to its training data.</w:t>
+      </w:r>
+    </w:p>
+    <w:p>
+      <w:pPr>
+        <w:spacing w:before="60" w:after="240"/>
+        <w:jc w:val="center"/>
+      </w:pPr>
+      <w:r>
+        <w:rPr>
+          <w:i/>
+          <w:sz w:val="21"/>
+        </w:rPr>
+        <w:t>Table 10: Chemical distance of each evaluation set from the training set. The distributions are nearly identical, refuting the structural-proximity explanation.</w:t>
+      </w:r>
+    </w:p>
+    <w:tbl>
+      <w:tblPr>
+        <w:tblStyle w:val="LightGrid-Accent1"/>
+        <w:tblW w:type="auto" w:w="0"/>
+        <w:jc w:val="center"/>
+        <w:tblLook w:firstColumn="1" w:firstRow="1" w:lastColumn="0" w:lastRow="0" w:noHBand="0" w:noVBand="1" w:val="04A0"/>
+      </w:tblPr>
+      <w:tblGrid>
+        <w:gridCol w:w="1560"/>
+        <w:gridCol w:w="1560"/>
+        <w:gridCol w:w="1560"/>
+        <w:gridCol w:w="1560"/>
+        <w:gridCol w:w="1560"/>
+        <w:gridCol w:w="1560"/>
+      </w:tblGrid>
+      <w:tr>
+        <w:tc>
+          <w:tcPr>
+            <w:tcW w:type="dxa" w:w="1560"/>
+          </w:tcPr>
+          <w:p>
+            <w:pPr>
+              <w:spacing w:after="40" w:line="240" w:lineRule="auto"/>
+            </w:pPr>
+            <w:r>
+              <w:rPr>
+                <w:b/>
+                <w:sz w:val="20"/>
+              </w:rPr>
+              <w:t>Set</w:t>
+            </w:r>
+          </w:p>
+        </w:tc>
+        <w:tc>
+          <w:tcPr>
+            <w:tcW w:type="dxa" w:w="1560"/>
+          </w:tcPr>
+          <w:p>
+            <w:pPr>
+              <w:spacing w:after="40" w:line="240" w:lineRule="auto"/>
+            </w:pPr>
+            <w:r>
+              <w:rPr>
+                <w:b/>
+                <w:sz w:val="20"/>
+              </w:rPr>
+              <w:t>n</w:t>
+            </w:r>
+          </w:p>
+        </w:tc>
+        <w:tc>
+          <w:tcPr>
+            <w:tcW w:type="dxa" w:w="1560"/>
+          </w:tcPr>
+          <w:p>
+            <w:pPr>
+              <w:spacing w:after="40" w:line="240" w:lineRule="auto"/>
+            </w:pPr>
+            <w:r>
+              <w:rPr>
+                <w:b/>
+                <w:sz w:val="20"/>
+              </w:rPr>
+              <w:t>Mean max-Tanimoto</w:t>
+            </w:r>
+          </w:p>
+        </w:tc>
+        <w:tc>
+          <w:tcPr>
+            <w:tcW w:type="dxa" w:w="1560"/>
+          </w:tcPr>
+          <w:p>
+            <w:pPr>
+              <w:spacing w:after="40" w:line="240" w:lineRule="auto"/>
+            </w:pPr>
+            <w:r>
+              <w:rPr>
+                <w:b/>
+                <w:sz w:val="20"/>
+              </w:rPr>
+              <w:t>Median max-Tanimoto</w:t>
+            </w:r>
+          </w:p>
+        </w:tc>
+        <w:tc>
+          <w:tcPr>
+            <w:tcW w:type="dxa" w:w="1560"/>
+          </w:tcPr>
+          <w:p>
+            <w:pPr>
+              <w:spacing w:after="40" w:line="240" w:lineRule="auto"/>
+            </w:pPr>
+            <w:r>
+              <w:rPr>
+                <w:b/>
+                <w:sz w:val="20"/>
+              </w:rPr>
+              <w:t>% with similarity ≥ 0.5</w:t>
+            </w:r>
+          </w:p>
+        </w:tc>
+        <w:tc>
+          <w:tcPr>
+            <w:tcW w:type="dxa" w:w="1560"/>
+          </w:tcPr>
+          <w:p>
+            <w:pPr>
+              <w:spacing w:after="40" w:line="240" w:lineRule="auto"/>
+            </w:pPr>
+            <w:r>
+              <w:rPr>
+                <w:b/>
+                <w:sz w:val="20"/>
+              </w:rPr>
+              <w:t>% with similarity &lt; 0.3</w:t>
+            </w:r>
+          </w:p>
+        </w:tc>
+      </w:tr>
+      <w:tr>
+        <w:tc>
+          <w:tcPr>
+            <w:tcW w:type="dxa" w:w="1560"/>
+          </w:tcPr>
+          <w:p>
+            <w:pPr>
+              <w:spacing w:after="40" w:line="240" w:lineRule="auto"/>
+            </w:pPr>
+            <w:r>
+              <w:rPr>
+                <w:sz w:val="20"/>
+              </w:rPr>
+              <w:t>TDC test (benchmark)</w:t>
+            </w:r>
+          </w:p>
+        </w:tc>
+        <w:tc>
+          <w:tcPr>
+            <w:tcW w:type="dxa" w:w="1560"/>
+          </w:tcPr>
+          <w:p>
+            <w:pPr>
+              <w:spacing w:after="40" w:line="240" w:lineRule="auto"/>
+            </w:pPr>
+            <w:r>
+              <w:rPr>
+                <w:sz w:val="20"/>
+              </w:rPr>
+              <w:t>96</w:t>
+            </w:r>
+          </w:p>
+        </w:tc>
+        <w:tc>
+          <w:tcPr>
+            <w:tcW w:type="dxa" w:w="1560"/>
+          </w:tcPr>
+          <w:p>
+            <w:pPr>
+              <w:spacing w:after="40" w:line="240" w:lineRule="auto"/>
+            </w:pPr>
+            <w:r>
+              <w:rPr>
+                <w:sz w:val="20"/>
+              </w:rPr>
+              <w:t>0.334</w:t>
+            </w:r>
+          </w:p>
+        </w:tc>
+        <w:tc>
+          <w:tcPr>
+            <w:tcW w:type="dxa" w:w="1560"/>
+          </w:tcPr>
+          <w:p>
+            <w:pPr>
+              <w:spacing w:after="40" w:line="240" w:lineRule="auto"/>
+            </w:pPr>
+            <w:r>
+              <w:rPr>
+                <w:sz w:val="20"/>
+              </w:rPr>
+              <w:t>0.286</w:t>
+            </w:r>
+          </w:p>
+        </w:tc>
+        <w:tc>
+          <w:tcPr>
+            <w:tcW w:type="dxa" w:w="1560"/>
+          </w:tcPr>
+          <w:p>
+            <w:pPr>
+              <w:spacing w:after="40" w:line="240" w:lineRule="auto"/>
+            </w:pPr>
+            <w:r>
+              <w:rPr>
+                <w:sz w:val="20"/>
+              </w:rPr>
+              <w:t>10.4</w:t>
+            </w:r>
+          </w:p>
+        </w:tc>
+        <w:tc>
+          <w:tcPr>
+            <w:tcW w:type="dxa" w:w="1560"/>
+          </w:tcPr>
+          <w:p>
+            <w:pPr>
+              <w:spacing w:after="40" w:line="240" w:lineRule="auto"/>
+            </w:pPr>
+            <w:r>
+              <w:rPr>
+                <w:sz w:val="20"/>
+              </w:rPr>
+              <w:t>55.2</w:t>
+            </w:r>
+          </w:p>
+        </w:tc>
+      </w:tr>
+      <w:tr>
+        <w:tc>
+          <w:tcPr>
+            <w:tcW w:type="dxa" w:w="1560"/>
+          </w:tcPr>
+          <w:p>
+            <w:pPr>
+              <w:spacing w:after="40" w:line="240" w:lineRule="auto"/>
+            </w:pPr>
+            <w:r>
+              <w:rPr>
+                <w:sz w:val="20"/>
+              </w:rPr>
+              <w:t>DILIrank external</w:t>
+            </w:r>
+          </w:p>
+        </w:tc>
+        <w:tc>
+          <w:tcPr>
+            <w:tcW w:type="dxa" w:w="1560"/>
+          </w:tcPr>
+          <w:p>
+            <w:pPr>
+              <w:spacing w:after="40" w:line="240" w:lineRule="auto"/>
+            </w:pPr>
+            <w:r>
+              <w:rPr>
+                <w:sz w:val="20"/>
+              </w:rPr>
+              <w:t>625</w:t>
+            </w:r>
+          </w:p>
+        </w:tc>
+        <w:tc>
+          <w:tcPr>
+            <w:tcW w:type="dxa" w:w="1560"/>
+          </w:tcPr>
+          <w:p>
+            <w:pPr>
+              <w:spacing w:after="40" w:line="240" w:lineRule="auto"/>
+            </w:pPr>
+            <w:r>
+              <w:rPr>
+                <w:sz w:val="20"/>
+              </w:rPr>
+              <w:t>0.346</w:t>
+            </w:r>
+          </w:p>
+        </w:tc>
+        <w:tc>
+          <w:tcPr>
+            <w:tcW w:type="dxa" w:w="1560"/>
+          </w:tcPr>
+          <w:p>
+            <w:pPr>
+              <w:spacing w:after="40" w:line="240" w:lineRule="auto"/>
+            </w:pPr>
+            <w:r>
+              <w:rPr>
+                <w:sz w:val="20"/>
+              </w:rPr>
+              <w:t>0.289</w:t>
+            </w:r>
+          </w:p>
+        </w:tc>
+        <w:tc>
+          <w:tcPr>
+            <w:tcW w:type="dxa" w:w="1560"/>
+          </w:tcPr>
+          <w:p>
+            <w:pPr>
+              <w:spacing w:after="40" w:line="240" w:lineRule="auto"/>
+            </w:pPr>
+            <w:r>
+              <w:rPr>
+                <w:sz w:val="20"/>
+              </w:rPr>
+              <w:t>17.4</w:t>
+            </w:r>
+          </w:p>
+        </w:tc>
+        <w:tc>
+          <w:tcPr>
+            <w:tcW w:type="dxa" w:w="1560"/>
+          </w:tcPr>
+          <w:p>
+            <w:pPr>
+              <w:spacing w:after="40" w:line="240" w:lineRule="auto"/>
+            </w:pPr>
+            <w:r>
+              <w:rPr>
+                <w:sz w:val="20"/>
+              </w:rPr>
+              <w:t>52.0</w:t>
+            </w:r>
+          </w:p>
+        </w:tc>
+      </w:tr>
+      <w:tr>
+        <w:tc>
+          <w:tcPr>
+            <w:tcW w:type="dxa" w:w="1560"/>
+          </w:tcPr>
+          <w:p>
+            <w:pPr>
+              <w:spacing w:after="40" w:line="240" w:lineRule="auto"/>
+            </w:pPr>
+            <w:r>
+              <w:rPr>
+                <w:sz w:val="20"/>
+              </w:rPr>
+              <w:t>DILIst external</w:t>
+            </w:r>
+          </w:p>
+        </w:tc>
+        <w:tc>
+          <w:tcPr>
+            <w:tcW w:type="dxa" w:w="1560"/>
+          </w:tcPr>
+          <w:p>
+            <w:pPr>
+              <w:spacing w:after="40" w:line="240" w:lineRule="auto"/>
+            </w:pPr>
+            <w:r>
+              <w:rPr>
+                <w:sz w:val="20"/>
+              </w:rPr>
+              <w:t>827</w:t>
+            </w:r>
+          </w:p>
+        </w:tc>
+        <w:tc>
+          <w:tcPr>
+            <w:tcW w:type="dxa" w:w="1560"/>
+          </w:tcPr>
+          <w:p>
+            <w:pPr>
+              <w:spacing w:after="40" w:line="240" w:lineRule="auto"/>
+            </w:pPr>
+            <w:r>
+              <w:rPr>
+                <w:sz w:val="20"/>
+              </w:rPr>
+              <w:t>0.360</w:t>
+            </w:r>
+          </w:p>
+        </w:tc>
+        <w:tc>
+          <w:tcPr>
+            <w:tcW w:type="dxa" w:w="1560"/>
+          </w:tcPr>
+          <w:p>
+            <w:pPr>
+              <w:spacing w:after="40" w:line="240" w:lineRule="auto"/>
+            </w:pPr>
+            <w:r>
+              <w:rPr>
+                <w:sz w:val="20"/>
+              </w:rPr>
+              <w:t>0.304</w:t>
+            </w:r>
+          </w:p>
+        </w:tc>
+        <w:tc>
+          <w:tcPr>
+            <w:tcW w:type="dxa" w:w="1560"/>
+          </w:tcPr>
+          <w:p>
+            <w:pPr>
+              <w:spacing w:after="40" w:line="240" w:lineRule="auto"/>
+            </w:pPr>
+            <w:r>
+              <w:rPr>
+                <w:sz w:val="20"/>
+              </w:rPr>
+              <w:t>20.2</w:t>
+            </w:r>
+          </w:p>
+        </w:tc>
+        <w:tc>
+          <w:tcPr>
+            <w:tcW w:type="dxa" w:w="1560"/>
+          </w:tcPr>
+          <w:p>
+            <w:pPr>
+              <w:spacing w:after="40" w:line="240" w:lineRule="auto"/>
+            </w:pPr>
+            <w:r>
+              <w:rPr>
+                <w:sz w:val="20"/>
+              </w:rPr>
+              <w:t>48.7</w:t>
+            </w:r>
+          </w:p>
+        </w:tc>
+      </w:tr>
+    </w:tbl>
+    <w:p>
+      <w:pPr>
+        <w:spacing w:after="120" w:line="240" w:lineRule="auto"/>
+      </w:pPr>
+    </w:p>
+    <w:p>
+      <w:pPr>
+        <w:jc w:val="both"/>
+      </w:pPr>
+      <w:r>
+        <w:t xml:space="preserve">Second, and decisively, we compared the three sets </w:t>
+      </w:r>
+      <w:r>
+        <w:rPr>
+          <w:b/>
+        </w:rPr>
+        <w:t>at matched chemical similarity</w:t>
+      </w:r>
+      <w:r>
+        <w:t xml:space="preserve"> (Table 11, Figure 13b). If chemical distance drove the gap, the curves should converge once similarity is held constant. They do not. Restricting every set to molecules with a similarity of at least 0.30 to the training data, the benchmark test set scores an AUROC of 0.991 while DILIrank reaches only 0.682 and DILIst 0.573; at a cut-off of 0.35 the values are 0.996, 0.721 and 0.565. The gap does not close at any matched level — it widens. Chemical proximity to the training set therefore </w:t>
+      </w:r>
+      <w:r>
+        <w:rPr>
+          <w:b/>
+        </w:rPr>
+        <w:t>cannot account</w:t>
+      </w:r>
+      <w:r>
+        <w:t xml:space="preserve"> for the benchmark's advantage.</w:t>
+      </w:r>
+    </w:p>
+    <w:p>
+      <w:pPr>
+        <w:spacing w:before="60" w:after="240"/>
+        <w:jc w:val="center"/>
+      </w:pPr>
+      <w:r>
+        <w:rPr>
+          <w:i/>
+          <w:sz w:val="21"/>
+        </w:rPr>
+        <w:t>Table 11: AUROC at matched chemical similarity. The benchmark-external gap persists, and widens, at every similarity stratum, so structural proximity does not explain it.</w:t>
+      </w:r>
+    </w:p>
+    <w:tbl>
+      <w:tblPr>
+        <w:tblStyle w:val="LightGrid-Accent1"/>
+        <w:tblW w:type="auto" w:w="0"/>
+        <w:jc w:val="center"/>
+        <w:tblLook w:firstColumn="1" w:firstRow="1" w:lastColumn="0" w:lastRow="0" w:noHBand="0" w:noVBand="1" w:val="04A0"/>
+      </w:tblPr>
+      <w:tblGrid>
+        <w:gridCol w:w="2340"/>
+        <w:gridCol w:w="2340"/>
+        <w:gridCol w:w="2340"/>
+        <w:gridCol w:w="2340"/>
+      </w:tblGrid>
+      <w:tr>
+        <w:tc>
+          <w:tcPr>
+            <w:tcW w:type="dxa" w:w="2340"/>
+          </w:tcPr>
+          <w:p>
+            <w:pPr>
+              <w:spacing w:after="40" w:line="240" w:lineRule="auto"/>
+            </w:pPr>
+            <w:r>
+              <w:rPr>
+                <w:b/>
+                <w:sz w:val="20"/>
+              </w:rPr>
+              <w:t>Minimum Tanimoto to training</w:t>
+            </w:r>
+          </w:p>
+        </w:tc>
+        <w:tc>
+          <w:tcPr>
+            <w:tcW w:type="dxa" w:w="2340"/>
+          </w:tcPr>
+          <w:p>
+            <w:pPr>
+              <w:spacing w:after="40" w:line="240" w:lineRule="auto"/>
+            </w:pPr>
+            <w:r>
+              <w:rPr>
+                <w:b/>
+                <w:sz w:val="20"/>
+              </w:rPr>
+              <w:t>TDC test</w:t>
+            </w:r>
+          </w:p>
+        </w:tc>
+        <w:tc>
+          <w:tcPr>
+            <w:tcW w:type="dxa" w:w="2340"/>
+          </w:tcPr>
+          <w:p>
+            <w:pPr>
+              <w:spacing w:after="40" w:line="240" w:lineRule="auto"/>
+            </w:pPr>
+            <w:r>
+              <w:rPr>
+                <w:b/>
+                <w:sz w:val="20"/>
+              </w:rPr>
+              <w:t>DILIrank external</w:t>
+            </w:r>
+          </w:p>
+        </w:tc>
+        <w:tc>
+          <w:tcPr>
+            <w:tcW w:type="dxa" w:w="2340"/>
+          </w:tcPr>
+          <w:p>
+            <w:pPr>
+              <w:spacing w:after="40" w:line="240" w:lineRule="auto"/>
+            </w:pPr>
+            <w:r>
+              <w:rPr>
+                <w:b/>
+                <w:sz w:val="20"/>
+              </w:rPr>
+              <w:t>DILIst external</w:t>
+            </w:r>
+          </w:p>
+        </w:tc>
+      </w:tr>
+      <w:tr>
+        <w:tc>
+          <w:tcPr>
+            <w:tcW w:type="dxa" w:w="2340"/>
+          </w:tcPr>
+          <w:p>
+            <w:pPr>
+              <w:spacing w:after="40" w:line="240" w:lineRule="auto"/>
+            </w:pPr>
+            <w:r>
+              <w:rPr>
+                <w:sz w:val="20"/>
+              </w:rPr>
+              <w:t>≥ 0.00 (all molecules)</w:t>
+            </w:r>
+          </w:p>
+        </w:tc>
+        <w:tc>
+          <w:tcPr>
+            <w:tcW w:type="dxa" w:w="2340"/>
+          </w:tcPr>
+          <w:p>
+            <w:pPr>
+              <w:spacing w:after="40" w:line="240" w:lineRule="auto"/>
+            </w:pPr>
+            <w:r>
+              <w:rPr>
+                <w:sz w:val="20"/>
+              </w:rPr>
+              <w:t>0.919</w:t>
+            </w:r>
+          </w:p>
+        </w:tc>
+        <w:tc>
+          <w:tcPr>
+            <w:tcW w:type="dxa" w:w="2340"/>
+          </w:tcPr>
+          <w:p>
+            <w:pPr>
+              <w:spacing w:after="40" w:line="240" w:lineRule="auto"/>
+            </w:pPr>
+            <w:r>
+              <w:rPr>
+                <w:sz w:val="20"/>
+              </w:rPr>
+              <w:t>0.632</w:t>
+            </w:r>
+          </w:p>
+        </w:tc>
+        <w:tc>
+          <w:tcPr>
+            <w:tcW w:type="dxa" w:w="2340"/>
+          </w:tcPr>
+          <w:p>
+            <w:pPr>
+              <w:spacing w:after="40" w:line="240" w:lineRule="auto"/>
+            </w:pPr>
+            <w:r>
+              <w:rPr>
+                <w:sz w:val="20"/>
+              </w:rPr>
+              <w:t>0.564</w:t>
+            </w:r>
+          </w:p>
+        </w:tc>
+      </w:tr>
+      <w:tr>
+        <w:tc>
+          <w:tcPr>
+            <w:tcW w:type="dxa" w:w="2340"/>
+          </w:tcPr>
+          <w:p>
+            <w:pPr>
+              <w:spacing w:after="40" w:line="240" w:lineRule="auto"/>
+            </w:pPr>
+            <w:r>
+              <w:rPr>
+                <w:sz w:val="20"/>
+              </w:rPr>
+              <w:t>≥ 0.20</w:t>
+            </w:r>
+          </w:p>
+        </w:tc>
+        <w:tc>
+          <w:tcPr>
+            <w:tcW w:type="dxa" w:w="2340"/>
+          </w:tcPr>
+          <w:p>
+            <w:pPr>
+              <w:spacing w:after="40" w:line="240" w:lineRule="auto"/>
+            </w:pPr>
+            <w:r>
+              <w:rPr>
+                <w:sz w:val="20"/>
+              </w:rPr>
+              <w:t>0.948</w:t>
+            </w:r>
+          </w:p>
+        </w:tc>
+        <w:tc>
+          <w:tcPr>
+            <w:tcW w:type="dxa" w:w="2340"/>
+          </w:tcPr>
+          <w:p>
+            <w:pPr>
+              <w:spacing w:after="40" w:line="240" w:lineRule="auto"/>
+            </w:pPr>
+            <w:r>
+              <w:rPr>
+                <w:sz w:val="20"/>
+              </w:rPr>
+              <w:t>0.627</w:t>
+            </w:r>
+          </w:p>
+        </w:tc>
+        <w:tc>
+          <w:tcPr>
+            <w:tcW w:type="dxa" w:w="2340"/>
+          </w:tcPr>
+          <w:p>
+            <w:pPr>
+              <w:spacing w:after="40" w:line="240" w:lineRule="auto"/>
+            </w:pPr>
+            <w:r>
+              <w:rPr>
+                <w:sz w:val="20"/>
+              </w:rPr>
+              <w:t>0.565</w:t>
+            </w:r>
+          </w:p>
+        </w:tc>
+      </w:tr>
+      <w:tr>
+        <w:tc>
+          <w:tcPr>
+            <w:tcW w:type="dxa" w:w="2340"/>
+          </w:tcPr>
+          <w:p>
+            <w:pPr>
+              <w:spacing w:after="40" w:line="240" w:lineRule="auto"/>
+            </w:pPr>
+            <w:r>
+              <w:rPr>
+                <w:sz w:val="20"/>
+              </w:rPr>
+              <w:t>≥ 0.30</w:t>
+            </w:r>
+          </w:p>
+        </w:tc>
+        <w:tc>
+          <w:tcPr>
+            <w:tcW w:type="dxa" w:w="2340"/>
+          </w:tcPr>
+          <w:p>
+            <w:pPr>
+              <w:spacing w:after="40" w:line="240" w:lineRule="auto"/>
+            </w:pPr>
+            <w:r>
+              <w:rPr>
+                <w:b/>
+                <w:sz w:val="20"/>
+              </w:rPr>
+              <w:t>0.991</w:t>
+            </w:r>
+          </w:p>
+        </w:tc>
+        <w:tc>
+          <w:tcPr>
+            <w:tcW w:type="dxa" w:w="2340"/>
+          </w:tcPr>
+          <w:p>
+            <w:pPr>
+              <w:spacing w:after="40" w:line="240" w:lineRule="auto"/>
+            </w:pPr>
+            <w:r>
+              <w:rPr>
+                <w:sz w:val="20"/>
+              </w:rPr>
+              <w:t>0.682</w:t>
+            </w:r>
+          </w:p>
+        </w:tc>
+        <w:tc>
+          <w:tcPr>
+            <w:tcW w:type="dxa" w:w="2340"/>
+          </w:tcPr>
+          <w:p>
+            <w:pPr>
+              <w:spacing w:after="40" w:line="240" w:lineRule="auto"/>
+            </w:pPr>
+            <w:r>
+              <w:rPr>
+                <w:sz w:val="20"/>
+              </w:rPr>
+              <w:t>0.573</w:t>
+            </w:r>
+          </w:p>
+        </w:tc>
+      </w:tr>
+      <w:tr>
+        <w:tc>
+          <w:tcPr>
+            <w:tcW w:type="dxa" w:w="2340"/>
+          </w:tcPr>
+          <w:p>
+            <w:pPr>
+              <w:spacing w:after="40" w:line="240" w:lineRule="auto"/>
+            </w:pPr>
+            <w:r>
+              <w:rPr>
+                <w:sz w:val="20"/>
+              </w:rPr>
+              <w:t>≥ 0.35</w:t>
+            </w:r>
+          </w:p>
+        </w:tc>
+        <w:tc>
+          <w:tcPr>
+            <w:tcW w:type="dxa" w:w="2340"/>
+          </w:tcPr>
+          <w:p>
+            <w:pPr>
+              <w:spacing w:after="40" w:line="240" w:lineRule="auto"/>
+            </w:pPr>
+            <w:r>
+              <w:rPr>
+                <w:b/>
+                <w:sz w:val="20"/>
+              </w:rPr>
+              <w:t>0.996</w:t>
+            </w:r>
+          </w:p>
+        </w:tc>
+        <w:tc>
+          <w:tcPr>
+            <w:tcW w:type="dxa" w:w="2340"/>
+          </w:tcPr>
+          <w:p>
+            <w:pPr>
+              <w:spacing w:after="40" w:line="240" w:lineRule="auto"/>
+            </w:pPr>
+            <w:r>
+              <w:rPr>
+                <w:sz w:val="20"/>
+              </w:rPr>
+              <w:t>0.721</w:t>
+            </w:r>
+          </w:p>
+        </w:tc>
+        <w:tc>
+          <w:tcPr>
+            <w:tcW w:type="dxa" w:w="2340"/>
+          </w:tcPr>
+          <w:p>
+            <w:pPr>
+              <w:spacing w:after="40" w:line="240" w:lineRule="auto"/>
+            </w:pPr>
+            <w:r>
+              <w:rPr>
+                <w:sz w:val="20"/>
+              </w:rPr>
+              <w:t>0.565</w:t>
+            </w:r>
+          </w:p>
+        </w:tc>
+      </w:tr>
+    </w:tbl>
+    <w:p>
+      <w:pPr>
+        <w:spacing w:after="120" w:line="240" w:lineRule="auto"/>
+      </w:pPr>
+    </w:p>
+    <w:p>
+      <w:pPr>
+        <w:jc w:val="both"/>
+      </w:pPr>
+      <w:r>
+        <w:t xml:space="preserve">This is a stronger and more precise result than the one anticipated in Section 4.5.6, and it sharpens the thesis's central claim. Having eliminated structural leakage as the explanation, what remains is </w:t>
+      </w:r>
+      <w:r>
+        <w:rPr>
+          <w:b/>
+        </w:rPr>
+        <w:t>label curation</w:t>
+      </w:r>
+      <w:r>
+        <w:t xml:space="preserve">: the TDC benchmark retains only the cleanly separable </w:t>
+      </w:r>
+      <w:r>
+        <w:rPr>
+          <w:rFonts w:ascii="Consolas" w:hAnsi="Consolas"/>
+          <w:sz w:val="21"/>
+        </w:rPr>
+        <w:t>vMost-DILI-concern</w:t>
+      </w:r>
+      <w:r>
+        <w:t xml:space="preserve"> and </w:t>
+      </w:r>
+      <w:r>
+        <w:rPr>
+          <w:rFonts w:ascii="Consolas" w:hAnsi="Consolas"/>
+          <w:sz w:val="21"/>
+        </w:rPr>
+        <w:t>vNo-DILI-concern</w:t>
+      </w:r>
+      <w:r>
+        <w:t xml:space="preserve"> drugs and discards the ambiguous middle, so its labels are intrinsically easier to predict at any level of chemical novelty. This is exactly what the in-domain learnability ceiling of 0.708 in Section 4.5.3 independently indicated. The benchmark is optimistic not because it leaks structures, but because it asks an easier question.</w:t>
+      </w:r>
+    </w:p>
+    <w:p>
+      <w:pPr>
+        <w:jc w:val="both"/>
+      </w:pPr>
+      <w:r>
+        <w:rPr>
+          <w:b/>
+        </w:rPr>
+        <w:t>A practical applicability domain.</w:t>
+      </w:r>
+      <w:r>
+        <w:t xml:space="preserve"> The similarity analysis, although it does not explain the between-dataset gap, still yields something directly useful: a rule for deciding </w:t>
+      </w:r>
+      <w:r>
+        <w:rPr>
+          <w:i/>
+        </w:rPr>
+        <w:t>when the model should be trusted</w:t>
+      </w:r>
+      <w:r>
+        <w:t xml:space="preserve">. Restricting predictions to molecules within a given Tanimoto distance of the training set trades coverage for reliability (Figure 13c). On DILIrank, a cut-off of 0.35 lifts AUROC above the 0.70 level normally regarded as useful for a prioritisation screen (0.721 at 36.5% coverage), rising to 0.760 at a cut-off of 0.45 (21.9% coverage) and 0.779 at 0.60 (10.7% coverage). We therefore recommend that the model be deployed with an explicit applicability domain of </w:t>
+      </w:r>
+      <w:r>
+        <w:rPr>
+          <w:b/>
+        </w:rPr>
+        <w:t>maximum Tanimoto ≥ 0.35 to the training set</w:t>
+      </w:r>
+      <w:r>
+        <w:t>, and that predictions for molecules outside it be reported as out-of-domain rather than as confident scores. On DILIst no cut-off rescues performance (the curve stays flat, 0.556 to 0.615), which is consistent with label noise rather than chemical novelty being the binding constraint on that set.</w:t>
+      </w:r>
+    </w:p>
+    <w:p>
+      <w:pPr>
+        <w:spacing w:before="120" w:after="40"/>
+        <w:jc w:val="center"/>
+      </w:pPr>
+      <w:r>
+        <w:drawing>
+          <wp:inline xmlns:a="http://schemas.openxmlformats.org/drawingml/2006/main" xmlns:pic="http://schemas.openxmlformats.org/drawingml/2006/picture">
+            <wp:extent cx="5486400" cy="1609344"/>
+            <wp:docPr id="13" name="Picture 13"/>
+            <wp:cNvGraphicFramePr>
+              <a:graphicFrameLocks noChangeAspect="1"/>
+            </wp:cNvGraphicFramePr>
+            <a:graphic>
+              <a:graphicData uri="http://schemas.openxmlformats.org/drawingml/2006/picture">
+                <pic:pic>
+                  <pic:nvPicPr>
+                    <pic:cNvPr id="0" name="applicability_domain.png"/>
+                    <pic:cNvPicPr/>
+                  </pic:nvPicPr>
+                  <pic:blipFill>
+                    <a:blip r:embed="rId23"/>
+                    <a:stretch>
+                      <a:fillRect/>
+                    </a:stretch>
+                  </pic:blipFill>
+                  <pic:spPr>
+                    <a:xfrm>
+                      <a:off x="0" y="0"/>
+                      <a:ext cx="5486400" cy="1609344"/>
+                    </a:xfrm>
+                    <a:prstGeom prst="rect"/>
+                  </pic:spPr>
+                </pic:pic>
+              </a:graphicData>
+            </a:graphic>
+          </wp:inline>
+        </w:drawing>
+      </w:r>
+    </w:p>
+    <w:p>
+      <w:pPr>
+        <w:spacing w:before="60" w:after="240"/>
+        <w:jc w:val="center"/>
+      </w:pPr>
+      <w:r>
+        <w:rPr>
+          <w:i/>
+          <w:sz w:val="21"/>
+        </w:rPr>
+        <w:t>Figure 13: Applicability-domain analysis. (a) The maximum-Tanimoto-to-training distributions of the benchmark test set and both external sets are nearly identical, refuting the structural-proximity explanation. (b) At every matched similarity cut-off the benchmark remains far above the external sets, so chemical distance does not explain the gap. (c) Coverage-versus-reliability trade-off: on DILIrank a cut-off of 0.35 clears the useful-screen level of AUROC 0.70.</w:t>
+      </w:r>
+    </w:p>
+    <w:p>
+      <w:pPr>
         <w:pStyle w:val="Heading2"/>
         <w:spacing w:before="200" w:after="80"/>
       </w:pPr>
@@ -10178,13 +11223,44 @@
         <w:pStyle w:val="ListBullet"/>
       </w:pPr>
       <w:r>
+        <w:t>Within a dataset, external AUROC rises monotonically with similarity to the training set (DILIrank 0.600 below Tanimoto 0.3, rising to 0.738 above 0.7).</w:t>
+      </w:r>
+    </w:p>
+    <w:p>
+      <w:pPr>
+        <w:pStyle w:val="ListBullet"/>
+      </w:pPr>
+      <w:r>
         <w:rPr>
           <w:b/>
         </w:rPr>
-        <w:t>Chemical-space analysis explains the loss:</w:t>
-      </w:r>
-      <w:r>
-        <w:t xml:space="preserve"> external AUROC rises monotonically with similarity to the training set (DILIrank 0.600 below Tanimoto 0.3, rising to 0.738 above 0.7). The model works where the chemistry resembles training and decays toward chance on novel chemistry.</w:t>
+        <w:t>Structural leakage is ruled out as the explanation of the benchmark-external gap.</w:t>
+      </w:r>
+      <w:r>
+        <w:t xml:space="preserve"> The three evaluation sets are almost equally distant from the training chemistry (median maximum Tanimoto 0.286 / 0.289 / 0.304), and at matched similarity the benchmark still reaches 0.991 while the external sets reach 0.682 and 0.573. The gap does not close at any similarity stratum, which isolates </w:t>
+      </w:r>
+      <w:r>
+        <w:rPr>
+          <w:b/>
+        </w:rPr>
+        <w:t>label curation</w:t>
+      </w:r>
+      <w:r>
+        <w:t xml:space="preserve"> as the cause and corroborates the 0.708 in-domain ceiling.</w:t>
+      </w:r>
+    </w:p>
+    <w:p>
+      <w:pPr>
+        <w:pStyle w:val="ListBullet"/>
+      </w:pPr>
+      <w:r>
+        <w:rPr>
+          <w:b/>
+        </w:rPr>
+        <w:t>A deployable applicability domain follows:</w:t>
+      </w:r>
+      <w:r>
+        <w:t xml:space="preserve"> restricting predictions to molecules with maximum Tanimoto ≥ 0.35 to training lifts external AUROC above the useful-screen level (0.721 at 36.5% coverage, 0.779 at a 0.60 cut-off).</w:t>
       </w:r>
     </w:p>
     <w:p>
@@ -10684,10 +11760,46 @@
         <w:rPr>
           <w:b/>
         </w:rPr>
-        <w:t>fully leakage-free evaluation protocol and a chemical-space explanation of the generalisation gap</w:t>
-      </w:r>
-      <w:r>
-        <w:t>: with the decision threshold frozen on training out-of-fold data and four-way overlap removal, the final model reports a complete metric panel (AUROC 0.919, PR-AUC 0.898, accuracy 0.865, F1 0.866, MCC 0.731, sensitivity 0.840, specificity 0.891) on the official test set, while external AUROC is shown to rise monotonically with Tanimoto similarity to training, identifying chemical-space distance as the mechanism of the loss.</w:t>
+        <w:t>fully leakage-free evaluation protocol</w:t>
+      </w:r>
+      <w:r>
+        <w:t xml:space="preserve"> (threshold frozen by Youden's J on training out-of-fold data, four-way overlap removal) under which the final model reports a complete metric panel on the official test set: AUROC 0.919, PR-AUC 0.898, accuracy 0.865, F1 0.866, MCC 0.731, sensitivity 0.840, specificity 0.891. </w:t>
+      </w:r>
+      <w:r>
+        <w:rPr>
+          <w:b/>
+        </w:rPr>
+        <w:t>Sixth, and most importantly for the interpretation of the benchmark, it refutes the structural-leakage explanation of the generalisation gap.</w:t>
+      </w:r>
+      <w:r>
+        <w:t xml:space="preserve"> The benchmark test set is shown to be no closer to the training chemistry than the external sets (median maximum Tanimoto 0.286 against 0.289 and 0.304), and at matched chemical similarity the benchmark still attains 0.991 where the external sets reach 0.682 and 0.573. Because the gap survives at every similarity stratum, chemical proximity cannot be its cause, which isolates </w:t>
+      </w:r>
+      <w:r>
+        <w:rPr>
+          <w:b/>
+        </w:rPr>
+        <w:t>label curation</w:t>
+      </w:r>
+      <w:r>
+        <w:t xml:space="preserve"> and corroborates the independent in-domain ceiling of 0.708. </w:t>
+      </w:r>
+      <w:r>
+        <w:rPr>
+          <w:b/>
+        </w:rPr>
+        <w:t>Seventh</w:t>
+      </w:r>
+      <w:r>
+        <w:t xml:space="preserve">, the same analysis yields a practical </w:t>
+      </w:r>
+      <w:r>
+        <w:rPr>
+          <w:b/>
+        </w:rPr>
+        <w:t>applicability domain</w:t>
+      </w:r>
+      <w:r>
+        <w:t xml:space="preserve"> (maximum Tanimoto ≥ 0.35 to training) inside which external AUROC recovers to 0.721, giving the model a defensible deployment rule rather than a blanket accuracy claim.</w:t>
       </w:r>
     </w:p>
     <w:p>
@@ -10769,7 +11881,36 @@
         <w:t>quantitatively validate the interpretability results</w:t>
       </w:r>
       <w:r>
-        <w:t xml:space="preserve"> against established hepatotoxicity structural alerts.</w:t>
+        <w:t xml:space="preserve"> against established hepatotoxicity structural alerts. A fourth follows directly from the refutation in Section 4.5.7: because the benchmark's advantage is attributable to label curation rather than chemical proximity, the natural next step is to </w:t>
+      </w:r>
+      <w:r>
+        <w:rPr>
+          <w:b/>
+        </w:rPr>
+        <w:t>build a label-difficulty-controlled benchmark</w:t>
+      </w:r>
+      <w:r>
+        <w:t xml:space="preserve">, in which the ambiguous </w:t>
+      </w:r>
+      <w:r>
+        <w:rPr>
+          <w:rFonts w:ascii="Consolas" w:hAnsi="Consolas"/>
+          <w:sz w:val="21"/>
+        </w:rPr>
+        <w:t>vLess</w:t>
+      </w:r>
+      <w:r>
+        <w:t xml:space="preserve"> and </w:t>
+      </w:r>
+      <w:r>
+        <w:rPr>
+          <w:rFonts w:ascii="Consolas" w:hAnsi="Consolas"/>
+          <w:sz w:val="21"/>
+        </w:rPr>
+        <w:t>vAmbiguous</w:t>
+      </w:r>
+      <w:r>
+        <w:t xml:space="preserve"> drugs are retained and models are scored on the full labelled distribution, so that reported performance reflects the question practitioners actually face.</w:t>
       </w:r>
     </w:p>
     <w:p>
